--- a/manuscript/journal_submission/marine_environmental_research/rendered/mer_highlights_v2.docx
+++ b/manuscript/journal_submission/marine_environmental_research/rendered/mer_highlights_v2.docx
@@ -20,7 +20,7 @@
         </w:numPr>
       </w:pPr>
       <w:r>
-        <w:t xml:space="preserve">Complete eBird checklists were linked to recorded herring-spawn events.</w:t>
+        <w:t xml:space="preserve">Herring spawning left a local but heterogeneous bird-checklist signature.</w:t>
       </w:r>
     </w:p>
     <w:p>
@@ -32,7 +32,7 @@
         </w:numPr>
       </w:pPr>
       <w:r>
-        <w:t xml:space="preserve">Registered bird associations differed by taxon, region, and response.</w:t>
+        <w:t xml:space="preserve">Surf Scoter and Short-billed Gull responses recurred across both regions.</w:t>
       </w:r>
     </w:p>
     <w:p>
@@ -44,7 +44,7 @@
         </w:numPr>
       </w:pPr>
       <w:r>
-        <w:t xml:space="preserve">Matched WCVI sensitivities preserved 15 of 16 coefficient directions.</w:t>
+        <w:t xml:space="preserve">Event timing did not follow one community-wide resource-pulse trajectory.</w:t>
       </w:r>
     </w:p>
     <w:p>
@@ -56,7 +56,7 @@
         </w:numPr>
       </w:pPr>
       <w:r>
-        <w:t xml:space="preserve">No matched whole-bundle placebo component had BH q below 0.05.</w:t>
+        <w:t xml:space="preserve">Matched WCVI sensitivities preserved 15 of 16 coefficient directions.</w:t>
       </w:r>
     </w:p>
     <w:p>
@@ -68,7 +68,7 @@
         </w:numPr>
       </w:pPr>
       <w:r>
-        <w:t xml:space="preserve">A non-null specificity panel constrains simple ecological interpretation.</w:t>
+        <w:t xml:space="preserve">A non-null specificity panel limits simple taxon-specific interpretation.</w:t>
       </w:r>
     </w:p>
     <w:bookmarkEnd w:id="20"/>

--- a/manuscript/journal_submission/marine_environmental_research/rendered/mer_highlights_v2.docx
+++ b/manuscript/journal_submission/marine_environmental_research/rendered/mer_highlights_v2.docx
@@ -20,7 +20,7 @@
         </w:numPr>
       </w:pPr>
       <w:r>
-        <w:t xml:space="preserve">Herring spawning left a local but heterogeneous bird-checklist signature.</w:t>
+        <w:t xml:space="preserve">All 49 support-qualified species are shown, independent of prior literature.</w:t>
       </w:r>
     </w:p>
     <w:p>
@@ -32,7 +32,7 @@
         </w:numPr>
       </w:pPr>
       <w:r>
-        <w:t xml:space="preserve">Surf Scoter and Short-billed Gull responses recurred across both regions.</w:t>
+        <w:t xml:space="preserve">Common shore and sea birds had positive, negative, and mixed associations.</w:t>
       </w:r>
     </w:p>
     <w:p>
